--- a/zeyuli/docs/智能旅游助手需求文档.docx
+++ b/zeyuli/docs/智能旅游助手需求文档.docx
@@ -16878,7 +16878,6 @@
         <w:spacing w:line="247" w:lineRule="auto"/>
         <w:ind w:left="1897"/>
         <w:rPr>
-          <w:rFonts w:hint="eastAsia"/>
           <w:lang w:eastAsia="zh-CN"/>
         </w:rPr>
         <w:sectPr>
@@ -16953,7 +16952,6 @@
       <w:pPr>
         <w:spacing w:line="200" w:lineRule="exact"/>
         <w:rPr>
-          <w:rFonts w:hint="eastAsia"/>
           <w:lang w:eastAsia="zh-CN"/>
         </w:rPr>
       </w:pPr>
@@ -17177,18 +17175,9 @@
           <w:sz w:val="17"/>
           <w:szCs w:val="17"/>
         </w:rPr>
-        <w:t>平</w:t>
+        <w:t>平价</w:t>
       </w:r>
       <w:proofErr w:type="spellEnd"/>
-      <w:r>
-        <w:rPr>
-          <w:rFonts w:ascii="宋体" w:eastAsia="宋体" w:hAnsi="宋体" w:cs="宋体"/>
-          <w:color w:val="323232"/>
-          <w:sz w:val="17"/>
-          <w:szCs w:val="17"/>
-        </w:rPr>
-        <w:t>价</w:t>
-      </w:r>
       <w:r>
         <w:rPr>
           <w:rFonts w:ascii="Lucida Console" w:eastAsia="Lucida Console" w:hAnsi="Lucida Console" w:cs="Lucida Console"/>
@@ -17730,7 +17719,7 @@
         <w:spacing w:line="253" w:lineRule="auto"/>
         <w:ind w:firstLineChars="0"/>
         <w:rPr>
-          <w:rFonts w:ascii="Times New Roman" w:hAnsi="Times New Roman" w:cs="Times New Roman" w:hint="eastAsia"/>
+          <w:rFonts w:ascii="Times New Roman" w:hAnsi="Times New Roman" w:cs="Times New Roman"/>
           <w:bCs/>
           <w:color w:val="323232"/>
           <w:spacing w:val="2"/>
@@ -17916,7 +17905,7 @@
         <w:spacing w:line="253" w:lineRule="auto"/>
         <w:ind w:firstLineChars="0"/>
         <w:rPr>
-          <w:rFonts w:ascii="Times New Roman" w:hAnsi="Times New Roman" w:cs="Times New Roman" w:hint="eastAsia"/>
+          <w:rFonts w:ascii="Times New Roman" w:hAnsi="Times New Roman" w:cs="Times New Roman"/>
           <w:bCs/>
           <w:color w:val="323232"/>
           <w:spacing w:val="2"/>
@@ -17963,7 +17952,7 @@
         </w:rPr>
         <w:lastRenderedPageBreak/>
         <w:drawing>
-          <wp:inline distT="0" distB="0" distL="0" distR="0" wp14:anchorId="66E0CEA9" wp14:editId="553A6834">
+          <wp:inline distT="0" distB="0" distL="0" distR="0" wp14:anchorId="66E0CEA9" wp14:editId="52A2A96B">
             <wp:extent cx="6364163" cy="3207713"/>
             <wp:effectExtent l="0" t="0" r="0" b="0"/>
             <wp:docPr id="833884993" name="图片 3"/>
@@ -18070,26 +18059,32 @@
         <w:spacing w:line="253" w:lineRule="auto"/>
         <w:ind w:firstLineChars="0"/>
         <w:rPr>
+          <w:rFonts w:ascii="Times New Roman" w:hAnsi="Times New Roman" w:cs="Times New Roman"/>
+          <w:bCs/>
+          <w:color w:val="323232"/>
+          <w:spacing w:val="2"/>
+          <w:lang w:eastAsia="zh-CN"/>
+        </w:rPr>
+      </w:pPr>
+      <w:r>
+        <w:rPr>
           <w:rFonts w:ascii="Times New Roman" w:hAnsi="Times New Roman" w:cs="Times New Roman" w:hint="eastAsia"/>
           <w:b/>
           <w:color w:val="323232"/>
           <w:spacing w:val="2"/>
-          <w:sz w:val="29"/>
-          <w:szCs w:val="29"/>
-          <w:lang w:eastAsia="zh-CN"/>
-        </w:rPr>
-      </w:pPr>
+          <w:lang w:eastAsia="zh-CN"/>
+        </w:rPr>
+        <w:t>提</w:t>
+      </w:r>
       <w:r>
         <w:rPr>
           <w:rFonts w:ascii="Times New Roman" w:hAnsi="Times New Roman" w:cs="Times New Roman" w:hint="eastAsia"/>
-          <w:b/>
+          <w:bCs/>
           <w:color w:val="323232"/>
           <w:spacing w:val="2"/>
-          <w:sz w:val="29"/>
-          <w:szCs w:val="29"/>
-          <w:lang w:eastAsia="zh-CN"/>
-        </w:rPr>
-        <w:t>提供查询地点，获取周围信息服务</w:t>
+          <w:lang w:eastAsia="zh-CN"/>
+        </w:rPr>
+        <w:t>供查询地点，获取周围信息服务</w:t>
       </w:r>
     </w:p>
     <w:p>
@@ -18112,6 +18107,7 @@
         <w:rPr>
           <w:rFonts w:ascii="Times New Roman" w:hAnsi="Times New Roman" w:cs="Times New Roman"/>
           <w:b/>
+          <w:noProof/>
           <w:color w:val="323232"/>
           <w:spacing w:val="2"/>
           <w:sz w:val="29"/>
@@ -18196,7 +18192,7 @@
         <w:spacing w:line="253" w:lineRule="auto"/>
         <w:ind w:left="1490"/>
         <w:rPr>
-          <w:rFonts w:ascii="Times New Roman" w:hAnsi="Times New Roman" w:cs="Times New Roman" w:hint="eastAsia"/>
+          <w:rFonts w:ascii="Times New Roman" w:hAnsi="Times New Roman" w:cs="Times New Roman"/>
           <w:b/>
           <w:color w:val="323232"/>
           <w:spacing w:val="2"/>
@@ -18267,16 +18263,41 @@
         <w:autoSpaceDN w:val="0"/>
         <w:spacing w:line="247" w:lineRule="auto"/>
         <w:ind w:left="1490"/>
-      </w:pPr>
-      <w:proofErr w:type="spellStart"/>
+        <w:rPr>
+          <w:lang w:eastAsia="zh-CN"/>
+        </w:rPr>
+      </w:pPr>
       <w:r>
         <w:rPr>
           <w:rFonts w:ascii="宋体" w:eastAsia="宋体" w:hAnsi="宋体" w:cs="宋体"/>
           <w:b/>
           <w:color w:val="323232"/>
           <w:spacing w:val="3"/>
-        </w:rPr>
-        <w:t>模块一：用户与智能</w:t>
+          <w:lang w:eastAsia="zh-CN"/>
+        </w:rPr>
+        <w:t>模块</w:t>
+      </w:r>
+      <w:proofErr w:type="gramStart"/>
+      <w:r>
+        <w:rPr>
+          <w:rFonts w:ascii="宋体" w:eastAsia="宋体" w:hAnsi="宋体" w:cs="宋体"/>
+          <w:b/>
+          <w:color w:val="323232"/>
+          <w:spacing w:val="3"/>
+          <w:lang w:eastAsia="zh-CN"/>
+        </w:rPr>
+        <w:t>一</w:t>
+      </w:r>
+      <w:proofErr w:type="gramEnd"/>
+      <w:r>
+        <w:rPr>
+          <w:rFonts w:ascii="宋体" w:eastAsia="宋体" w:hAnsi="宋体" w:cs="宋体"/>
+          <w:b/>
+          <w:color w:val="323232"/>
+          <w:spacing w:val="3"/>
+          <w:lang w:eastAsia="zh-CN"/>
+        </w:rPr>
+        <w:t>：用户与智能</w:t>
       </w:r>
       <w:r>
         <w:rPr>
@@ -18284,15 +18305,14 @@
           <w:b/>
           <w:color w:val="323232"/>
           <w:spacing w:val="2"/>
+          <w:lang w:eastAsia="zh-CN"/>
         </w:rPr>
         <w:t>体交互</w:t>
       </w:r>
-      <w:proofErr w:type="spellEnd"/>
-    </w:p>
-    <w:p>
-      <w:pPr>
-        <w:rPr>
-          <w:rFonts w:hint="eastAsia"/>
+    </w:p>
+    <w:p>
+      <w:pPr>
+        <w:rPr>
           <w:lang w:eastAsia="zh-CN"/>
         </w:rPr>
         <w:sectPr>
@@ -18306,10 +18326,16 @@
     <w:p>
       <w:pPr>
         <w:spacing w:line="252" w:lineRule="exact"/>
-      </w:pPr>
-    </w:p>
-    <w:p>
-      <w:pPr>
+        <w:rPr>
+          <w:lang w:eastAsia="zh-CN"/>
+        </w:rPr>
+      </w:pPr>
+    </w:p>
+    <w:p>
+      <w:pPr>
+        <w:rPr>
+          <w:lang w:eastAsia="zh-CN"/>
+        </w:rPr>
         <w:sectPr>
           <w:type w:val="continuous"/>
           <w:pgSz w:w="11918" w:h="16857"/>
@@ -18353,6 +18379,9 @@
           <w:p>
             <w:pPr>
               <w:spacing w:line="273" w:lineRule="exact"/>
+              <w:rPr>
+                <w:lang w:eastAsia="zh-CN"/>
+              </w:rPr>
             </w:pPr>
           </w:p>
           <w:p>
